--- a/智能体产品设计报告.docx
+++ b/智能体产品设计报告.docx
@@ -525,7 +525,7 @@
         <w:rPr>
           <w:b w:val="0"/>
         </w:rPr>
-        <w:t>对数据：坚持数据主权归用户。科研数据往往涉及未发表成果，本产品采用本地化存储、单文件、可一键导出 Markdown 的设计，不依赖任何云端账号，随时可迁移、可版本控制。</w:t>
+        <w:t>对数据：坚持数据主权归用户。科研数据往往涉及未发表成果，本产品的数据存放在用户浏览器本地，不经过第三方服务器；同时支持按模块导出 Markdown / CSV，用户可随时把数据带走。</w:t>
       </w:r>
     </w:p>
     <w:p>
@@ -3770,7 +3770,7 @@
         <w:rPr>
           <w:b w:val="0"/>
         </w:rPr>
-        <w:t>画布中的工具节点承担"连接外部能力"的职责，实现了两类插件：</w:t>
+        <w:t>画布中的工具节点承担"连接外部能力"的职责，设计上支持两类插件：</w:t>
       </w:r>
     </w:p>
     <w:tbl>
